--- a/WK10Assign_Adhikari_R_NURS_6051.docx
+++ b/WK10Assign_Adhikari_R_NURS_6051.docx
@@ -331,16 +331,28 @@
             <w:br w:type="page"/>
           </w:r>
         </w:p>
+        <w:p>
+          <w:pPr>
+            <w:jc w:val="both"/>
+            <w:rPr>
+              <w:rFonts w:ascii="Times New Roman" w:hAnsi="Times New Roman" w:cs="Times New Roman"/>
+              <w:color w:val="000000" w:themeColor="text1"/>
+              <w:shd w:val="clear" w:color="auto" w:fill="FFFFFF"/>
+            </w:rPr>
+          </w:pPr>
+        </w:p>
       </w:sdtContent>
     </w:sdt>
     <w:p>
       <w:pPr>
+        <w:spacing w:line="480" w:lineRule="auto"/>
         <w:jc w:val="both"/>
         <w:rPr>
           <w:rFonts w:ascii="Times New Roman" w:hAnsi="Times New Roman" w:cs="Times New Roman"/>
           <w:b/>
           <w:bCs/>
           <w:color w:val="000000" w:themeColor="text1"/>
+          <w:shd w:val="clear" w:color="auto" w:fill="FFFFFF"/>
         </w:rPr>
       </w:pPr>
       <w:r>
@@ -350,22 +362,282 @@
           <w:bCs/>
           <w:color w:val="000000" w:themeColor="text1"/>
         </w:rPr>
-        <w:lastRenderedPageBreak/>
-        <w:t>Introduction</w:t>
+        <w:t xml:space="preserve">Topic: </w:t>
+      </w:r>
+      <w:r>
+        <w:rPr>
+          <w:rFonts w:ascii="Times New Roman" w:hAnsi="Times New Roman" w:cs="Times New Roman"/>
+          <w:b/>
+          <w:bCs/>
+          <w:caps/>
+          <w:color w:val="273540"/>
+        </w:rPr>
+        <w:t>The Role of the Nurse Informaticist in Systems Development and Implementation</w:t>
       </w:r>
     </w:p>
     <w:p>
       <w:pPr>
+        <w:shd w:val="clear" w:color="auto" w:fill="FFFFFF"/>
+        <w:spacing w:before="180" w:after="180" w:line="480" w:lineRule="auto"/>
         <w:jc w:val="both"/>
         <w:rPr>
-          <w:rFonts w:ascii="Times New Roman" w:hAnsi="Times New Roman" w:cs="Times New Roman"/>
-          <w:color w:val="000000" w:themeColor="text1"/>
-          <w:shd w:val="clear" w:color="auto" w:fill="FFFFFF"/>
-        </w:rPr>
-      </w:pPr>
+          <w:rFonts w:ascii="Times New Roman" w:eastAsia="Times New Roman" w:hAnsi="Times New Roman" w:cs="Times New Roman"/>
+          <w:b/>
+          <w:bCs/>
+          <w:color w:val="273540"/>
+        </w:rPr>
+      </w:pPr>
+      <w:r>
+        <w:rPr>
+          <w:rFonts w:ascii="Times New Roman" w:eastAsia="Times New Roman" w:hAnsi="Times New Roman" w:cs="Times New Roman"/>
+          <w:b/>
+          <w:bCs/>
+          <w:color w:val="273540"/>
+        </w:rPr>
+        <w:t>I</w:t>
+      </w:r>
+      <w:r>
+        <w:rPr>
+          <w:rFonts w:ascii="Times New Roman" w:eastAsia="Times New Roman" w:hAnsi="Times New Roman" w:cs="Times New Roman"/>
+          <w:b/>
+          <w:bCs/>
+          <w:color w:val="273540"/>
+        </w:rPr>
+        <w:t>n preparation of filling this role, develop a 2- to 3-page role description for a graduate-level nurse to guide his/her participation on the implementation team. The role description should be based on the SDLC stages and tasks and should clearly define how this individual will participate in and impact each of the following steps:</w:t>
+      </w:r>
     </w:p>
     <w:p>
       <w:pPr>
+        <w:numPr>
+          <w:ilvl w:val="0"/>
+          <w:numId w:val="5"/>
+        </w:numPr>
+        <w:shd w:val="clear" w:color="auto" w:fill="FFFFFF"/>
+        <w:spacing w:before="100" w:beforeAutospacing="1" w:after="100" w:afterAutospacing="1" w:line="480" w:lineRule="auto"/>
+        <w:ind w:left="1095"/>
+        <w:jc w:val="both"/>
+        <w:rPr>
+          <w:rFonts w:ascii="Times New Roman" w:eastAsia="Times New Roman" w:hAnsi="Times New Roman" w:cs="Times New Roman"/>
+          <w:b/>
+          <w:bCs/>
+          <w:color w:val="273540"/>
+        </w:rPr>
+      </w:pPr>
+      <w:r>
+        <w:rPr>
+          <w:rFonts w:ascii="Times New Roman" w:eastAsia="Times New Roman" w:hAnsi="Times New Roman" w:cs="Times New Roman"/>
+          <w:b/>
+          <w:bCs/>
+          <w:color w:val="273540"/>
+        </w:rPr>
+        <w:t>Planning and requirements definition</w:t>
+      </w:r>
+    </w:p>
+    <w:p>
+      <w:pPr>
+        <w:numPr>
+          <w:ilvl w:val="0"/>
+          <w:numId w:val="5"/>
+        </w:numPr>
+        <w:shd w:val="clear" w:color="auto" w:fill="FFFFFF"/>
+        <w:spacing w:before="100" w:beforeAutospacing="1" w:after="100" w:afterAutospacing="1" w:line="480" w:lineRule="auto"/>
+        <w:ind w:left="1095"/>
+        <w:jc w:val="both"/>
+        <w:rPr>
+          <w:rFonts w:ascii="Times New Roman" w:eastAsia="Times New Roman" w:hAnsi="Times New Roman" w:cs="Times New Roman"/>
+          <w:b/>
+          <w:bCs/>
+          <w:color w:val="273540"/>
+        </w:rPr>
+      </w:pPr>
+      <w:r>
+        <w:rPr>
+          <w:rFonts w:ascii="Times New Roman" w:eastAsia="Times New Roman" w:hAnsi="Times New Roman" w:cs="Times New Roman"/>
+          <w:b/>
+          <w:bCs/>
+          <w:color w:val="273540"/>
+        </w:rPr>
+        <w:t>Analysis</w:t>
+      </w:r>
+    </w:p>
+    <w:p>
+      <w:pPr>
+        <w:numPr>
+          <w:ilvl w:val="0"/>
+          <w:numId w:val="5"/>
+        </w:numPr>
+        <w:shd w:val="clear" w:color="auto" w:fill="FFFFFF"/>
+        <w:spacing w:before="100" w:beforeAutospacing="1" w:after="100" w:afterAutospacing="1" w:line="480" w:lineRule="auto"/>
+        <w:ind w:left="1095"/>
+        <w:jc w:val="both"/>
+        <w:rPr>
+          <w:rFonts w:ascii="Times New Roman" w:eastAsia="Times New Roman" w:hAnsi="Times New Roman" w:cs="Times New Roman"/>
+          <w:b/>
+          <w:bCs/>
+          <w:color w:val="273540"/>
+        </w:rPr>
+      </w:pPr>
+      <w:r>
+        <w:rPr>
+          <w:rFonts w:ascii="Times New Roman" w:eastAsia="Times New Roman" w:hAnsi="Times New Roman" w:cs="Times New Roman"/>
+          <w:b/>
+          <w:bCs/>
+          <w:color w:val="273540"/>
+        </w:rPr>
+        <w:t>Design of the new system</w:t>
+      </w:r>
+    </w:p>
+    <w:p>
+      <w:pPr>
+        <w:numPr>
+          <w:ilvl w:val="0"/>
+          <w:numId w:val="5"/>
+        </w:numPr>
+        <w:shd w:val="clear" w:color="auto" w:fill="FFFFFF"/>
+        <w:spacing w:before="100" w:beforeAutospacing="1" w:after="100" w:afterAutospacing="1" w:line="480" w:lineRule="auto"/>
+        <w:ind w:left="1095"/>
+        <w:jc w:val="both"/>
+        <w:rPr>
+          <w:rFonts w:ascii="Times New Roman" w:eastAsia="Times New Roman" w:hAnsi="Times New Roman" w:cs="Times New Roman"/>
+          <w:b/>
+          <w:bCs/>
+          <w:color w:val="273540"/>
+        </w:rPr>
+      </w:pPr>
+      <w:r>
+        <w:rPr>
+          <w:rFonts w:ascii="Times New Roman" w:eastAsia="Times New Roman" w:hAnsi="Times New Roman" w:cs="Times New Roman"/>
+          <w:b/>
+          <w:bCs/>
+          <w:color w:val="273540"/>
+        </w:rPr>
+        <w:t>Implementation</w:t>
+      </w:r>
+    </w:p>
+    <w:p>
+      <w:pPr>
+        <w:numPr>
+          <w:ilvl w:val="0"/>
+          <w:numId w:val="5"/>
+        </w:numPr>
+        <w:shd w:val="clear" w:color="auto" w:fill="FFFFFF"/>
+        <w:spacing w:before="100" w:beforeAutospacing="1" w:after="100" w:afterAutospacing="1" w:line="480" w:lineRule="auto"/>
+        <w:ind w:left="1095"/>
+        <w:jc w:val="both"/>
+        <w:rPr>
+          <w:rFonts w:ascii="Times New Roman" w:eastAsia="Times New Roman" w:hAnsi="Times New Roman" w:cs="Times New Roman"/>
+          <w:b/>
+          <w:bCs/>
+          <w:color w:val="273540"/>
+        </w:rPr>
+      </w:pPr>
+      <w:r>
+        <w:rPr>
+          <w:rFonts w:ascii="Times New Roman" w:eastAsia="Times New Roman" w:hAnsi="Times New Roman" w:cs="Times New Roman"/>
+          <w:b/>
+          <w:bCs/>
+          <w:color w:val="273540"/>
+        </w:rPr>
+        <w:t>Post-implementation support</w:t>
+      </w:r>
+    </w:p>
+    <w:p>
+      <w:pPr>
+        <w:numPr>
+          <w:ilvl w:val="0"/>
+          <w:numId w:val="5"/>
+        </w:numPr>
+        <w:shd w:val="clear" w:color="auto" w:fill="FFFFFF"/>
+        <w:spacing w:before="100" w:beforeAutospacing="1" w:after="100" w:afterAutospacing="1" w:line="480" w:lineRule="auto"/>
+        <w:ind w:left="1095"/>
+        <w:jc w:val="both"/>
+        <w:rPr>
+          <w:rFonts w:ascii="Times New Roman" w:eastAsia="Times New Roman" w:hAnsi="Times New Roman" w:cs="Times New Roman"/>
+          <w:b/>
+          <w:bCs/>
+          <w:color w:val="273540"/>
+        </w:rPr>
+      </w:pPr>
+      <w:r>
+        <w:rPr>
+          <w:rFonts w:ascii="Times New Roman" w:eastAsia="Times New Roman" w:hAnsi="Times New Roman" w:cs="Times New Roman"/>
+          <w:b/>
+          <w:bCs/>
+          <w:color w:val="273540"/>
+        </w:rPr>
+        <w:t>Use APA format and include a title page and reference page.</w:t>
+      </w:r>
+    </w:p>
+    <w:p>
+      <w:pPr>
+        <w:numPr>
+          <w:ilvl w:val="0"/>
+          <w:numId w:val="5"/>
+        </w:numPr>
+        <w:shd w:val="clear" w:color="auto" w:fill="FFFFFF"/>
+        <w:spacing w:before="100" w:beforeAutospacing="1" w:after="100" w:afterAutospacing="1" w:line="480" w:lineRule="auto"/>
+        <w:ind w:left="1095"/>
+        <w:jc w:val="both"/>
+        <w:rPr>
+          <w:rFonts w:ascii="Times New Roman" w:eastAsia="Times New Roman" w:hAnsi="Times New Roman" w:cs="Times New Roman"/>
+          <w:b/>
+          <w:bCs/>
+          <w:color w:val="273540"/>
+        </w:rPr>
+      </w:pPr>
+      <w:r>
+        <w:rPr>
+          <w:rFonts w:ascii="Times New Roman" w:eastAsia="Times New Roman" w:hAnsi="Times New Roman" w:cs="Times New Roman"/>
+          <w:b/>
+          <w:bCs/>
+          <w:color w:val="273540"/>
+        </w:rPr>
+        <w:t>Use the Safe Assign Drafts to check your match percentage before submitting your work.</w:t>
+      </w:r>
+    </w:p>
+    <w:p>
+      <w:pPr>
+        <w:jc w:val="both"/>
+        <w:rPr>
+          <w:rFonts w:ascii="Times New Roman" w:hAnsi="Times New Roman" w:cs="Times New Roman"/>
+          <w:b/>
+          <w:bCs/>
+          <w:color w:val="000000" w:themeColor="text1"/>
+        </w:rPr>
+      </w:pPr>
+    </w:p>
+    <w:p>
+      <w:pPr>
+        <w:jc w:val="both"/>
+        <w:rPr>
+          <w:rFonts w:ascii="Times New Roman" w:hAnsi="Times New Roman" w:cs="Times New Roman"/>
+          <w:b/>
+          <w:bCs/>
+          <w:color w:val="000000" w:themeColor="text1"/>
+        </w:rPr>
+      </w:pPr>
+      <w:r>
+        <w:rPr>
+          <w:rFonts w:ascii="Times New Roman" w:hAnsi="Times New Roman" w:cs="Times New Roman"/>
+          <w:b/>
+          <w:bCs/>
+          <w:color w:val="000000" w:themeColor="text1"/>
+        </w:rPr>
+        <w:t>Introduction</w:t>
+      </w:r>
+    </w:p>
+    <w:p>
+      <w:pPr>
+        <w:jc w:val="both"/>
+        <w:rPr>
+          <w:rFonts w:ascii="Times New Roman" w:hAnsi="Times New Roman" w:cs="Times New Roman"/>
+          <w:color w:val="000000" w:themeColor="text1"/>
+          <w:shd w:val="clear" w:color="auto" w:fill="FFFFFF"/>
+        </w:rPr>
+      </w:pPr>
+    </w:p>
+    <w:p>
+      <w:pPr>
         <w:spacing w:line="480" w:lineRule="auto"/>
         <w:jc w:val="both"/>
         <w:rPr>
@@ -596,7 +868,15 @@
           <w:rFonts w:ascii="Times New Roman" w:hAnsi="Times New Roman" w:cs="Times New Roman"/>
           <w:color w:val="000000" w:themeColor="text1"/>
         </w:rPr>
-        <w:t xml:space="preserve">knowledge on how to fully partner with technical staff to design and develop a new information system that </w:t>
+        <w:t xml:space="preserve">knowledge on how to fully partner </w:t>
+      </w:r>
+      <w:r>
+        <w:rPr>
+          <w:rFonts w:ascii="Times New Roman" w:hAnsi="Times New Roman" w:cs="Times New Roman"/>
+          <w:color w:val="000000" w:themeColor="text1"/>
+        </w:rPr>
+        <w:lastRenderedPageBreak/>
+        <w:t xml:space="preserve">with technical staff to design and develop a new information system that </w:t>
       </w:r>
       <w:r>
         <w:rPr>
@@ -897,15 +1177,7 @@
           <w:rFonts w:ascii="Times New Roman" w:eastAsia="Times New Roman" w:hAnsi="Times New Roman" w:cs="Times New Roman"/>
           <w:color w:val="000000" w:themeColor="text1"/>
         </w:rPr>
-        <w:t xml:space="preserve"> away from patient care. Nurse managers can </w:t>
-      </w:r>
-      <w:r>
-        <w:rPr>
-          <w:rFonts w:ascii="Times New Roman" w:eastAsia="Times New Roman" w:hAnsi="Times New Roman" w:cs="Times New Roman"/>
-          <w:color w:val="000000" w:themeColor="text1"/>
-        </w:rPr>
-        <w:lastRenderedPageBreak/>
-        <w:t>collaborate with team members</w:t>
+        <w:t xml:space="preserve"> away from patient care. Nurse managers can collaborate with team members</w:t>
       </w:r>
       <w:r>
         <w:rPr>
@@ -1095,7 +1367,15 @@
           <w:rFonts w:ascii="Times New Roman" w:eastAsia="Times New Roman" w:hAnsi="Times New Roman" w:cs="Times New Roman"/>
           <w:color w:val="000000" w:themeColor="text1"/>
         </w:rPr>
-        <w:t xml:space="preserve">workflow is not taken into consideration. </w:t>
+        <w:t xml:space="preserve">workflow is not taken </w:t>
+      </w:r>
+      <w:r>
+        <w:rPr>
+          <w:rFonts w:ascii="Times New Roman" w:eastAsia="Times New Roman" w:hAnsi="Times New Roman" w:cs="Times New Roman"/>
+          <w:color w:val="000000" w:themeColor="text1"/>
+        </w:rPr>
+        <w:lastRenderedPageBreak/>
+        <w:t xml:space="preserve">into consideration. </w:t>
       </w:r>
       <w:proofErr w:type="gramStart"/>
       <w:r>
@@ -1420,302 +1700,302 @@
           <w:rFonts w:ascii="Times New Roman" w:eastAsia="Times New Roman" w:hAnsi="Times New Roman" w:cs="Times New Roman"/>
           <w:color w:val="000000" w:themeColor="text1"/>
         </w:rPr>
+        <w:t>to make decisions.</w:t>
+      </w:r>
+      <w:r>
+        <w:rPr>
+          <w:rFonts w:ascii="Times New Roman" w:eastAsia="Times New Roman" w:hAnsi="Times New Roman" w:cs="Times New Roman"/>
+          <w:color w:val="000000" w:themeColor="text1"/>
+        </w:rPr>
+        <w:t xml:space="preserve"> It might not be easy to blend </w:t>
+      </w:r>
+      <w:r>
+        <w:rPr>
+          <w:rFonts w:ascii="Times New Roman" w:eastAsia="Times New Roman" w:hAnsi="Times New Roman" w:cs="Times New Roman"/>
+          <w:color w:val="000000" w:themeColor="text1"/>
+        </w:rPr>
+        <w:t>decision-makers</w:t>
+      </w:r>
+      <w:r>
+        <w:rPr>
+          <w:rFonts w:ascii="Times New Roman" w:eastAsia="Times New Roman" w:hAnsi="Times New Roman" w:cs="Times New Roman"/>
+          <w:color w:val="000000" w:themeColor="text1"/>
+        </w:rPr>
+        <w:t xml:space="preserve"> and owners and that will be the managers and the </w:t>
+      </w:r>
+      <w:r>
+        <w:rPr>
+          <w:rFonts w:ascii="Times New Roman" w:eastAsia="Times New Roman" w:hAnsi="Times New Roman" w:cs="Times New Roman"/>
+          <w:color w:val="000000" w:themeColor="text1"/>
+        </w:rPr>
+        <w:t>employees</w:t>
+      </w:r>
+      <w:r>
+        <w:rPr>
+          <w:rFonts w:ascii="Times New Roman" w:eastAsia="Times New Roman" w:hAnsi="Times New Roman" w:cs="Times New Roman"/>
+          <w:color w:val="000000" w:themeColor="text1"/>
+        </w:rPr>
+        <w:t xml:space="preserve"> in this </w:t>
+      </w:r>
+      <w:proofErr w:type="gramStart"/>
+      <w:r>
+        <w:rPr>
+          <w:rFonts w:ascii="Times New Roman" w:eastAsia="Times New Roman" w:hAnsi="Times New Roman" w:cs="Times New Roman"/>
+          <w:color w:val="000000" w:themeColor="text1"/>
+        </w:rPr>
+        <w:t>case</w:t>
+      </w:r>
+      <w:proofErr w:type="gramEnd"/>
+      <w:r>
+        <w:rPr>
+          <w:rFonts w:ascii="Times New Roman" w:eastAsia="Times New Roman" w:hAnsi="Times New Roman" w:cs="Times New Roman"/>
+          <w:color w:val="000000" w:themeColor="text1"/>
+        </w:rPr>
+        <w:t xml:space="preserve"> </w:t>
+      </w:r>
+      <w:r>
+        <w:rPr>
+          <w:rFonts w:ascii="Times New Roman" w:eastAsia="Times New Roman" w:hAnsi="Times New Roman" w:cs="Times New Roman"/>
+          <w:color w:val="000000" w:themeColor="text1"/>
+        </w:rPr>
+        <w:t xml:space="preserve">but this type of blend is essential to make the program successful. People at </w:t>
+      </w:r>
+      <w:r>
+        <w:rPr>
+          <w:rFonts w:ascii="Times New Roman" w:eastAsia="Times New Roman" w:hAnsi="Times New Roman" w:cs="Times New Roman"/>
+          <w:color w:val="000000" w:themeColor="text1"/>
+        </w:rPr>
+        <w:t xml:space="preserve">the </w:t>
+      </w:r>
+      <w:r>
+        <w:rPr>
+          <w:rFonts w:ascii="Times New Roman" w:eastAsia="Times New Roman" w:hAnsi="Times New Roman" w:cs="Times New Roman"/>
+          <w:color w:val="000000" w:themeColor="text1"/>
+        </w:rPr>
+        <w:t xml:space="preserve">managerial level position want to participate entirely in the design process and this might be </w:t>
+      </w:r>
+      <w:r>
+        <w:rPr>
+          <w:rFonts w:ascii="Times New Roman" w:eastAsia="Times New Roman" w:hAnsi="Times New Roman" w:cs="Times New Roman"/>
+          <w:color w:val="000000" w:themeColor="text1"/>
+        </w:rPr>
+        <w:t>beneficial</w:t>
+      </w:r>
+      <w:r>
+        <w:rPr>
+          <w:rFonts w:ascii="Times New Roman" w:eastAsia="Times New Roman" w:hAnsi="Times New Roman" w:cs="Times New Roman"/>
+          <w:color w:val="000000" w:themeColor="text1"/>
+        </w:rPr>
+        <w:t xml:space="preserve"> as it gives the benefit of decision makers </w:t>
+      </w:r>
+      <w:r>
+        <w:rPr>
+          <w:rFonts w:ascii="Times New Roman" w:eastAsia="Times New Roman" w:hAnsi="Times New Roman" w:cs="Times New Roman"/>
+          <w:color w:val="000000" w:themeColor="text1"/>
+        </w:rPr>
+        <w:t>and</w:t>
+      </w:r>
+      <w:r>
+        <w:rPr>
+          <w:rFonts w:ascii="Times New Roman" w:eastAsia="Times New Roman" w:hAnsi="Times New Roman" w:cs="Times New Roman"/>
+          <w:color w:val="000000" w:themeColor="text1"/>
+        </w:rPr>
+        <w:t xml:space="preserve"> management level </w:t>
+      </w:r>
+      <w:r>
+        <w:rPr>
+          <w:rFonts w:ascii="Times New Roman" w:eastAsia="Times New Roman" w:hAnsi="Times New Roman" w:cs="Times New Roman"/>
+          <w:color w:val="000000" w:themeColor="text1"/>
+        </w:rPr>
+        <w:t xml:space="preserve">the </w:t>
+      </w:r>
+      <w:r>
+        <w:rPr>
+          <w:rFonts w:ascii="Times New Roman" w:eastAsia="Times New Roman" w:hAnsi="Times New Roman" w:cs="Times New Roman"/>
+          <w:color w:val="000000" w:themeColor="text1"/>
+        </w:rPr>
+        <w:t xml:space="preserve">to come to an </w:t>
+      </w:r>
+      <w:r>
+        <w:rPr>
+          <w:rFonts w:ascii="Times New Roman" w:eastAsia="Times New Roman" w:hAnsi="Times New Roman" w:cs="Times New Roman"/>
+          <w:color w:val="000000" w:themeColor="text1"/>
+        </w:rPr>
+        <w:t>agreement, also</w:t>
+      </w:r>
+      <w:r>
+        <w:rPr>
+          <w:rFonts w:ascii="Times New Roman" w:eastAsia="Times New Roman" w:hAnsi="Times New Roman" w:cs="Times New Roman"/>
+          <w:color w:val="000000" w:themeColor="text1"/>
+        </w:rPr>
+        <w:t xml:space="preserve"> managers can see how the process is occurring vs </w:t>
+      </w:r>
+      <w:r>
+        <w:rPr>
+          <w:rFonts w:ascii="Times New Roman" w:eastAsia="Times New Roman" w:hAnsi="Times New Roman" w:cs="Times New Roman"/>
+          <w:color w:val="000000" w:themeColor="text1"/>
+        </w:rPr>
+        <w:t xml:space="preserve">their wrong assumptions. </w:t>
+      </w:r>
+      <w:r>
+        <w:rPr>
+          <w:rFonts w:ascii="Times New Roman" w:eastAsia="Times New Roman" w:hAnsi="Times New Roman" w:cs="Times New Roman"/>
+          <w:color w:val="000000" w:themeColor="text1"/>
+        </w:rPr>
+        <w:t>In this phase</w:t>
+      </w:r>
+      <w:r>
+        <w:rPr>
+          <w:rFonts w:ascii="Times New Roman" w:eastAsia="Times New Roman" w:hAnsi="Times New Roman" w:cs="Times New Roman"/>
+          <w:color w:val="000000" w:themeColor="text1"/>
+        </w:rPr>
+        <w:t>,</w:t>
+      </w:r>
+      <w:r>
+        <w:rPr>
+          <w:rFonts w:ascii="Times New Roman" w:eastAsia="Times New Roman" w:hAnsi="Times New Roman" w:cs="Times New Roman"/>
+          <w:color w:val="000000" w:themeColor="text1"/>
+        </w:rPr>
+        <w:t xml:space="preserve"> </w:t>
+      </w:r>
+      <w:r>
+        <w:rPr>
+          <w:rFonts w:ascii="Times New Roman" w:eastAsia="Times New Roman" w:hAnsi="Times New Roman" w:cs="Times New Roman"/>
+          <w:color w:val="000000" w:themeColor="text1"/>
+        </w:rPr>
+        <w:t>nurse</w:t>
+      </w:r>
+      <w:r>
+        <w:rPr>
+          <w:rFonts w:ascii="Times New Roman" w:eastAsia="Times New Roman" w:hAnsi="Times New Roman" w:cs="Times New Roman"/>
+          <w:color w:val="000000" w:themeColor="text1"/>
+        </w:rPr>
+        <w:t xml:space="preserve"> informatics </w:t>
+      </w:r>
+      <w:r>
+        <w:rPr>
+          <w:rFonts w:ascii="Times New Roman" w:eastAsia="Times New Roman" w:hAnsi="Times New Roman" w:cs="Times New Roman"/>
+          <w:color w:val="000000" w:themeColor="text1"/>
+        </w:rPr>
+        <w:t xml:space="preserve">can fit a perfect managerial role. Nurse informaticists will </w:t>
+      </w:r>
+      <w:r>
+        <w:rPr>
+          <w:rFonts w:ascii="Times New Roman" w:eastAsia="Times New Roman" w:hAnsi="Times New Roman" w:cs="Times New Roman"/>
+          <w:color w:val="000000" w:themeColor="text1"/>
+        </w:rPr>
+        <w:t>make</w:t>
+      </w:r>
+      <w:r>
+        <w:rPr>
+          <w:rFonts w:ascii="Times New Roman" w:eastAsia="Times New Roman" w:hAnsi="Times New Roman" w:cs="Times New Roman"/>
+          <w:color w:val="000000" w:themeColor="text1"/>
+        </w:rPr>
+        <w:t xml:space="preserve"> </w:t>
+      </w:r>
+      <w:r>
+        <w:rPr>
+          <w:rFonts w:ascii="Times New Roman" w:eastAsia="Times New Roman" w:hAnsi="Times New Roman" w:cs="Times New Roman"/>
+          <w:color w:val="000000" w:themeColor="text1"/>
+        </w:rPr>
+        <w:t xml:space="preserve">sure that </w:t>
+      </w:r>
+      <w:r>
+        <w:rPr>
+          <w:rFonts w:ascii="Times New Roman" w:eastAsia="Times New Roman" w:hAnsi="Times New Roman" w:cs="Times New Roman"/>
+          <w:color w:val="000000" w:themeColor="text1"/>
+        </w:rPr>
+        <w:t xml:space="preserve">the </w:t>
+      </w:r>
+      <w:r>
+        <w:rPr>
+          <w:rFonts w:ascii="Times New Roman" w:eastAsia="Times New Roman" w:hAnsi="Times New Roman" w:cs="Times New Roman"/>
+          <w:color w:val="000000" w:themeColor="text1"/>
+        </w:rPr>
+        <w:t xml:space="preserve">overall </w:t>
+      </w:r>
+      <w:r>
+        <w:rPr>
+          <w:rFonts w:ascii="Times New Roman" w:eastAsia="Times New Roman" w:hAnsi="Times New Roman" w:cs="Times New Roman"/>
+          <w:color w:val="000000" w:themeColor="text1"/>
+        </w:rPr>
+        <w:t xml:space="preserve">software arrangement is explained </w:t>
+      </w:r>
+      <w:r>
+        <w:rPr>
+          <w:rFonts w:ascii="Times New Roman" w:eastAsia="Times New Roman" w:hAnsi="Times New Roman" w:cs="Times New Roman"/>
+          <w:color w:val="000000" w:themeColor="text1"/>
+        </w:rPr>
+        <w:t>properly,</w:t>
+      </w:r>
+      <w:r>
+        <w:rPr>
+          <w:rFonts w:ascii="Times New Roman" w:eastAsia="Times New Roman" w:hAnsi="Times New Roman" w:cs="Times New Roman"/>
+          <w:color w:val="000000" w:themeColor="text1"/>
+        </w:rPr>
+        <w:t xml:space="preserve"> Nurse informatics can help nurses customize the system </w:t>
+      </w:r>
+      <w:r>
+        <w:rPr>
+          <w:rFonts w:ascii="Times New Roman" w:eastAsia="Times New Roman" w:hAnsi="Times New Roman" w:cs="Times New Roman"/>
+          <w:color w:val="000000" w:themeColor="text1"/>
+        </w:rPr>
+        <w:t>to accommodate practice</w:t>
+      </w:r>
+      <w:r>
+        <w:rPr>
+          <w:rFonts w:ascii="Times New Roman" w:eastAsia="Times New Roman" w:hAnsi="Times New Roman" w:cs="Times New Roman"/>
+          <w:color w:val="000000" w:themeColor="text1"/>
+        </w:rPr>
+        <w:t xml:space="preserve"> </w:t>
+      </w:r>
+      <w:r>
+        <w:rPr>
+          <w:rFonts w:ascii="Times New Roman" w:hAnsi="Times New Roman" w:cs="Times New Roman"/>
+          <w:color w:val="000000" w:themeColor="text1"/>
+          <w:shd w:val="clear" w:color="auto" w:fill="FFFFFF"/>
+        </w:rPr>
+        <w:t>to improve health care qualit</w:t>
+      </w:r>
+      <w:r>
+        <w:rPr>
+          <w:rFonts w:ascii="Times New Roman" w:hAnsi="Times New Roman" w:cs="Times New Roman"/>
+          <w:color w:val="000000" w:themeColor="text1"/>
+          <w:shd w:val="clear" w:color="auto" w:fill="FFFFFF"/>
+        </w:rPr>
+        <w:t xml:space="preserve">y. </w:t>
+      </w:r>
+      <w:r>
+        <w:rPr>
+          <w:rFonts w:ascii="Times New Roman" w:hAnsi="Times New Roman" w:cs="Times New Roman"/>
+          <w:color w:val="000000" w:themeColor="text1"/>
+          <w:shd w:val="clear" w:color="auto" w:fill="FFFFFF"/>
+        </w:rPr>
+        <w:t xml:space="preserve"> </w:t>
+      </w:r>
+      <w:r>
+        <w:rPr>
+          <w:rFonts w:ascii="Times New Roman" w:hAnsi="Times New Roman" w:cs="Times New Roman"/>
+          <w:color w:val="000000" w:themeColor="text1"/>
+          <w:shd w:val="clear" w:color="auto" w:fill="FFFFFF"/>
+        </w:rPr>
+        <w:t>Nurses’</w:t>
+      </w:r>
+      <w:r>
+        <w:rPr>
+          <w:rFonts w:ascii="Times New Roman" w:hAnsi="Times New Roman" w:cs="Times New Roman"/>
+          <w:color w:val="000000" w:themeColor="text1"/>
+          <w:shd w:val="clear" w:color="auto" w:fill="FFFFFF"/>
+        </w:rPr>
+        <w:t xml:space="preserve"> </w:t>
+      </w:r>
+      <w:r>
+        <w:rPr>
+          <w:rFonts w:ascii="Times New Roman" w:hAnsi="Times New Roman" w:cs="Times New Roman"/>
+          <w:color w:val="000000" w:themeColor="text1"/>
+          <w:shd w:val="clear" w:color="auto" w:fill="FFFFFF"/>
+        </w:rPr>
         <w:lastRenderedPageBreak/>
-        <w:t>to make decisions.</w:t>
-      </w:r>
-      <w:r>
-        <w:rPr>
-          <w:rFonts w:ascii="Times New Roman" w:eastAsia="Times New Roman" w:hAnsi="Times New Roman" w:cs="Times New Roman"/>
-          <w:color w:val="000000" w:themeColor="text1"/>
-        </w:rPr>
-        <w:t xml:space="preserve"> It might not be easy to blend </w:t>
-      </w:r>
-      <w:r>
-        <w:rPr>
-          <w:rFonts w:ascii="Times New Roman" w:eastAsia="Times New Roman" w:hAnsi="Times New Roman" w:cs="Times New Roman"/>
-          <w:color w:val="000000" w:themeColor="text1"/>
-        </w:rPr>
-        <w:t>decision-makers</w:t>
-      </w:r>
-      <w:r>
-        <w:rPr>
-          <w:rFonts w:ascii="Times New Roman" w:eastAsia="Times New Roman" w:hAnsi="Times New Roman" w:cs="Times New Roman"/>
-          <w:color w:val="000000" w:themeColor="text1"/>
-        </w:rPr>
-        <w:t xml:space="preserve"> and owners and that will be the managers and the </w:t>
-      </w:r>
-      <w:r>
-        <w:rPr>
-          <w:rFonts w:ascii="Times New Roman" w:eastAsia="Times New Roman" w:hAnsi="Times New Roman" w:cs="Times New Roman"/>
-          <w:color w:val="000000" w:themeColor="text1"/>
-        </w:rPr>
-        <w:t>employees</w:t>
-      </w:r>
-      <w:r>
-        <w:rPr>
-          <w:rFonts w:ascii="Times New Roman" w:eastAsia="Times New Roman" w:hAnsi="Times New Roman" w:cs="Times New Roman"/>
-          <w:color w:val="000000" w:themeColor="text1"/>
-        </w:rPr>
-        <w:t xml:space="preserve"> in this </w:t>
-      </w:r>
-      <w:proofErr w:type="gramStart"/>
-      <w:r>
-        <w:rPr>
-          <w:rFonts w:ascii="Times New Roman" w:eastAsia="Times New Roman" w:hAnsi="Times New Roman" w:cs="Times New Roman"/>
-          <w:color w:val="000000" w:themeColor="text1"/>
-        </w:rPr>
-        <w:t>case</w:t>
-      </w:r>
-      <w:proofErr w:type="gramEnd"/>
-      <w:r>
-        <w:rPr>
-          <w:rFonts w:ascii="Times New Roman" w:eastAsia="Times New Roman" w:hAnsi="Times New Roman" w:cs="Times New Roman"/>
-          <w:color w:val="000000" w:themeColor="text1"/>
-        </w:rPr>
-        <w:t xml:space="preserve"> </w:t>
-      </w:r>
-      <w:r>
-        <w:rPr>
-          <w:rFonts w:ascii="Times New Roman" w:eastAsia="Times New Roman" w:hAnsi="Times New Roman" w:cs="Times New Roman"/>
-          <w:color w:val="000000" w:themeColor="text1"/>
-        </w:rPr>
-        <w:t xml:space="preserve">but this type of blend is essential to make the program successful. People at </w:t>
-      </w:r>
-      <w:r>
-        <w:rPr>
-          <w:rFonts w:ascii="Times New Roman" w:eastAsia="Times New Roman" w:hAnsi="Times New Roman" w:cs="Times New Roman"/>
-          <w:color w:val="000000" w:themeColor="text1"/>
-        </w:rPr>
-        <w:t xml:space="preserve">the </w:t>
-      </w:r>
-      <w:r>
-        <w:rPr>
-          <w:rFonts w:ascii="Times New Roman" w:eastAsia="Times New Roman" w:hAnsi="Times New Roman" w:cs="Times New Roman"/>
-          <w:color w:val="000000" w:themeColor="text1"/>
-        </w:rPr>
-        <w:t xml:space="preserve">managerial level position want to participate entirely in the design process and this might be </w:t>
-      </w:r>
-      <w:r>
-        <w:rPr>
-          <w:rFonts w:ascii="Times New Roman" w:eastAsia="Times New Roman" w:hAnsi="Times New Roman" w:cs="Times New Roman"/>
-          <w:color w:val="000000" w:themeColor="text1"/>
-        </w:rPr>
-        <w:t>beneficial</w:t>
-      </w:r>
-      <w:r>
-        <w:rPr>
-          <w:rFonts w:ascii="Times New Roman" w:eastAsia="Times New Roman" w:hAnsi="Times New Roman" w:cs="Times New Roman"/>
-          <w:color w:val="000000" w:themeColor="text1"/>
-        </w:rPr>
-        <w:t xml:space="preserve"> as it gives the benefit of decision makers </w:t>
-      </w:r>
-      <w:r>
-        <w:rPr>
-          <w:rFonts w:ascii="Times New Roman" w:eastAsia="Times New Roman" w:hAnsi="Times New Roman" w:cs="Times New Roman"/>
-          <w:color w:val="000000" w:themeColor="text1"/>
-        </w:rPr>
-        <w:t>and</w:t>
-      </w:r>
-      <w:r>
-        <w:rPr>
-          <w:rFonts w:ascii="Times New Roman" w:eastAsia="Times New Roman" w:hAnsi="Times New Roman" w:cs="Times New Roman"/>
-          <w:color w:val="000000" w:themeColor="text1"/>
-        </w:rPr>
-        <w:t xml:space="preserve"> management level </w:t>
-      </w:r>
-      <w:r>
-        <w:rPr>
-          <w:rFonts w:ascii="Times New Roman" w:eastAsia="Times New Roman" w:hAnsi="Times New Roman" w:cs="Times New Roman"/>
-          <w:color w:val="000000" w:themeColor="text1"/>
-        </w:rPr>
-        <w:t xml:space="preserve">the </w:t>
-      </w:r>
-      <w:r>
-        <w:rPr>
-          <w:rFonts w:ascii="Times New Roman" w:eastAsia="Times New Roman" w:hAnsi="Times New Roman" w:cs="Times New Roman"/>
-          <w:color w:val="000000" w:themeColor="text1"/>
-        </w:rPr>
-        <w:t xml:space="preserve">to come to an </w:t>
-      </w:r>
-      <w:r>
-        <w:rPr>
-          <w:rFonts w:ascii="Times New Roman" w:eastAsia="Times New Roman" w:hAnsi="Times New Roman" w:cs="Times New Roman"/>
-          <w:color w:val="000000" w:themeColor="text1"/>
-        </w:rPr>
-        <w:t>agreement, also</w:t>
-      </w:r>
-      <w:r>
-        <w:rPr>
-          <w:rFonts w:ascii="Times New Roman" w:eastAsia="Times New Roman" w:hAnsi="Times New Roman" w:cs="Times New Roman"/>
-          <w:color w:val="000000" w:themeColor="text1"/>
-        </w:rPr>
-        <w:t xml:space="preserve"> managers can see how the process is occurring vs </w:t>
-      </w:r>
-      <w:r>
-        <w:rPr>
-          <w:rFonts w:ascii="Times New Roman" w:eastAsia="Times New Roman" w:hAnsi="Times New Roman" w:cs="Times New Roman"/>
-          <w:color w:val="000000" w:themeColor="text1"/>
-        </w:rPr>
-        <w:t xml:space="preserve">their wrong assumptions. </w:t>
-      </w:r>
-      <w:r>
-        <w:rPr>
-          <w:rFonts w:ascii="Times New Roman" w:eastAsia="Times New Roman" w:hAnsi="Times New Roman" w:cs="Times New Roman"/>
-          <w:color w:val="000000" w:themeColor="text1"/>
-        </w:rPr>
-        <w:t>In this phase</w:t>
-      </w:r>
-      <w:r>
-        <w:rPr>
-          <w:rFonts w:ascii="Times New Roman" w:eastAsia="Times New Roman" w:hAnsi="Times New Roman" w:cs="Times New Roman"/>
-          <w:color w:val="000000" w:themeColor="text1"/>
-        </w:rPr>
-        <w:t>,</w:t>
-      </w:r>
-      <w:r>
-        <w:rPr>
-          <w:rFonts w:ascii="Times New Roman" w:eastAsia="Times New Roman" w:hAnsi="Times New Roman" w:cs="Times New Roman"/>
-          <w:color w:val="000000" w:themeColor="text1"/>
-        </w:rPr>
-        <w:t xml:space="preserve"> </w:t>
-      </w:r>
-      <w:r>
-        <w:rPr>
-          <w:rFonts w:ascii="Times New Roman" w:eastAsia="Times New Roman" w:hAnsi="Times New Roman" w:cs="Times New Roman"/>
-          <w:color w:val="000000" w:themeColor="text1"/>
-        </w:rPr>
-        <w:t>nurse</w:t>
-      </w:r>
-      <w:r>
-        <w:rPr>
-          <w:rFonts w:ascii="Times New Roman" w:eastAsia="Times New Roman" w:hAnsi="Times New Roman" w:cs="Times New Roman"/>
-          <w:color w:val="000000" w:themeColor="text1"/>
-        </w:rPr>
-        <w:t xml:space="preserve"> informatics </w:t>
-      </w:r>
-      <w:r>
-        <w:rPr>
-          <w:rFonts w:ascii="Times New Roman" w:eastAsia="Times New Roman" w:hAnsi="Times New Roman" w:cs="Times New Roman"/>
-          <w:color w:val="000000" w:themeColor="text1"/>
-        </w:rPr>
-        <w:t xml:space="preserve">can fit a perfect managerial role. Nurse informaticists will </w:t>
-      </w:r>
-      <w:r>
-        <w:rPr>
-          <w:rFonts w:ascii="Times New Roman" w:eastAsia="Times New Roman" w:hAnsi="Times New Roman" w:cs="Times New Roman"/>
-          <w:color w:val="000000" w:themeColor="text1"/>
-        </w:rPr>
-        <w:t>make</w:t>
-      </w:r>
-      <w:r>
-        <w:rPr>
-          <w:rFonts w:ascii="Times New Roman" w:eastAsia="Times New Roman" w:hAnsi="Times New Roman" w:cs="Times New Roman"/>
-          <w:color w:val="000000" w:themeColor="text1"/>
-        </w:rPr>
-        <w:t xml:space="preserve"> </w:t>
-      </w:r>
-      <w:r>
-        <w:rPr>
-          <w:rFonts w:ascii="Times New Roman" w:eastAsia="Times New Roman" w:hAnsi="Times New Roman" w:cs="Times New Roman"/>
-          <w:color w:val="000000" w:themeColor="text1"/>
-        </w:rPr>
-        <w:t xml:space="preserve">sure that </w:t>
-      </w:r>
-      <w:r>
-        <w:rPr>
-          <w:rFonts w:ascii="Times New Roman" w:eastAsia="Times New Roman" w:hAnsi="Times New Roman" w:cs="Times New Roman"/>
-          <w:color w:val="000000" w:themeColor="text1"/>
-        </w:rPr>
-        <w:t xml:space="preserve">the </w:t>
-      </w:r>
-      <w:r>
-        <w:rPr>
-          <w:rFonts w:ascii="Times New Roman" w:eastAsia="Times New Roman" w:hAnsi="Times New Roman" w:cs="Times New Roman"/>
-          <w:color w:val="000000" w:themeColor="text1"/>
-        </w:rPr>
-        <w:t xml:space="preserve">overall </w:t>
-      </w:r>
-      <w:r>
-        <w:rPr>
-          <w:rFonts w:ascii="Times New Roman" w:eastAsia="Times New Roman" w:hAnsi="Times New Roman" w:cs="Times New Roman"/>
-          <w:color w:val="000000" w:themeColor="text1"/>
-        </w:rPr>
-        <w:t xml:space="preserve">software arrangement is explained </w:t>
-      </w:r>
-      <w:r>
-        <w:rPr>
-          <w:rFonts w:ascii="Times New Roman" w:eastAsia="Times New Roman" w:hAnsi="Times New Roman" w:cs="Times New Roman"/>
-          <w:color w:val="000000" w:themeColor="text1"/>
-        </w:rPr>
-        <w:t>properly,</w:t>
-      </w:r>
-      <w:r>
-        <w:rPr>
-          <w:rFonts w:ascii="Times New Roman" w:eastAsia="Times New Roman" w:hAnsi="Times New Roman" w:cs="Times New Roman"/>
-          <w:color w:val="000000" w:themeColor="text1"/>
-        </w:rPr>
-        <w:t xml:space="preserve"> Nurse informatics can help nurses customize the system </w:t>
-      </w:r>
-      <w:r>
-        <w:rPr>
-          <w:rFonts w:ascii="Times New Roman" w:eastAsia="Times New Roman" w:hAnsi="Times New Roman" w:cs="Times New Roman"/>
-          <w:color w:val="000000" w:themeColor="text1"/>
-        </w:rPr>
-        <w:t>to accommodate practice</w:t>
-      </w:r>
-      <w:r>
-        <w:rPr>
-          <w:rFonts w:ascii="Times New Roman" w:eastAsia="Times New Roman" w:hAnsi="Times New Roman" w:cs="Times New Roman"/>
-          <w:color w:val="000000" w:themeColor="text1"/>
-        </w:rPr>
-        <w:t xml:space="preserve"> </w:t>
-      </w:r>
-      <w:r>
-        <w:rPr>
-          <w:rFonts w:ascii="Times New Roman" w:hAnsi="Times New Roman" w:cs="Times New Roman"/>
-          <w:color w:val="000000" w:themeColor="text1"/>
-          <w:shd w:val="clear" w:color="auto" w:fill="FFFFFF"/>
-        </w:rPr>
-        <w:t>to improve health care qualit</w:t>
-      </w:r>
-      <w:r>
-        <w:rPr>
-          <w:rFonts w:ascii="Times New Roman" w:hAnsi="Times New Roman" w:cs="Times New Roman"/>
-          <w:color w:val="000000" w:themeColor="text1"/>
-          <w:shd w:val="clear" w:color="auto" w:fill="FFFFFF"/>
-        </w:rPr>
-        <w:t xml:space="preserve">y. </w:t>
-      </w:r>
-      <w:r>
-        <w:rPr>
-          <w:rFonts w:ascii="Times New Roman" w:hAnsi="Times New Roman" w:cs="Times New Roman"/>
-          <w:color w:val="000000" w:themeColor="text1"/>
-          <w:shd w:val="clear" w:color="auto" w:fill="FFFFFF"/>
-        </w:rPr>
-        <w:t xml:space="preserve"> </w:t>
-      </w:r>
-      <w:r>
-        <w:rPr>
-          <w:rFonts w:ascii="Times New Roman" w:hAnsi="Times New Roman" w:cs="Times New Roman"/>
-          <w:color w:val="000000" w:themeColor="text1"/>
-          <w:shd w:val="clear" w:color="auto" w:fill="FFFFFF"/>
-        </w:rPr>
-        <w:t>Nurses’</w:t>
-      </w:r>
-      <w:r>
-        <w:rPr>
-          <w:rFonts w:ascii="Times New Roman" w:hAnsi="Times New Roman" w:cs="Times New Roman"/>
-          <w:color w:val="000000" w:themeColor="text1"/>
-          <w:shd w:val="clear" w:color="auto" w:fill="FFFFFF"/>
-        </w:rPr>
-        <w:t xml:space="preserve"> </w:t>
-      </w:r>
-      <w:r>
-        <w:rPr>
-          <w:rFonts w:ascii="Times New Roman" w:hAnsi="Times New Roman" w:cs="Times New Roman"/>
-          <w:color w:val="000000" w:themeColor="text1"/>
-          <w:shd w:val="clear" w:color="auto" w:fill="FFFFFF"/>
-        </w:rPr>
         <w:t>involvement is</w:t>
       </w:r>
       <w:r>
@@ -2131,7 +2411,6 @@
           <w:rFonts w:ascii="Times New Roman" w:eastAsia="Times New Roman" w:hAnsi="Times New Roman" w:cs="Times New Roman"/>
           <w:color w:val="000000" w:themeColor="text1"/>
         </w:rPr>
-        <w:lastRenderedPageBreak/>
         <w:t xml:space="preserve">introduction of new technology in an organization. Nurse managers can also select nurses with high technical knowledge and make them super users who can help in </w:t>
       </w:r>
       <w:r>
@@ -2229,6 +2508,7 @@
           <w:rFonts w:ascii="Times New Roman" w:eastAsia="Times New Roman" w:hAnsi="Times New Roman" w:cs="Times New Roman"/>
           <w:color w:val="000000" w:themeColor="text1"/>
         </w:rPr>
+        <w:lastRenderedPageBreak/>
         <w:t xml:space="preserve">According to McGonigle and Mastrian, SDLC is an ongoing process, even after implementation we have a </w:t>
       </w:r>
       <w:r>
@@ -2497,7 +2777,6 @@
           <w:bCs/>
           <w:color w:val="000000" w:themeColor="text1"/>
         </w:rPr>
-        <w:lastRenderedPageBreak/>
         <w:t xml:space="preserve">References: </w:t>
       </w:r>
     </w:p>
@@ -2587,6 +2866,7 @@
         <w:rPr>
           <w:color w:val="000000" w:themeColor="text1"/>
         </w:rPr>
+        <w:lastRenderedPageBreak/>
         <w:t>Dykes, S., &amp; Chu, C. H. (2021, April). Now more than ever, nurses need to be involved in</w:t>
       </w:r>
       <w:r>
@@ -3337,6 +3617,155 @@
     </w:lvl>
   </w:abstractNum>
   <w:abstractNum w:abstractNumId="3" w15:restartNumberingAfterBreak="0">
+    <w:nsid w:val="45C424F6"/>
+    <w:multiLevelType w:val="multilevel"/>
+    <w:tmpl w:val="3BF815F4"/>
+    <w:lvl w:ilvl="0">
+      <w:start w:val="1"/>
+      <w:numFmt w:val="bullet"/>
+      <w:lvlText w:val=""/>
+      <w:lvlJc w:val="left"/>
+      <w:pPr>
+        <w:tabs>
+          <w:tab w:val="num" w:pos="720"/>
+        </w:tabs>
+        <w:ind w:left="720" w:hanging="360"/>
+      </w:pPr>
+      <w:rPr>
+        <w:rFonts w:ascii="Symbol" w:hAnsi="Symbol" w:hint="default"/>
+        <w:sz w:val="20"/>
+      </w:rPr>
+    </w:lvl>
+    <w:lvl w:ilvl="1" w:tentative="1">
+      <w:start w:val="1"/>
+      <w:numFmt w:val="bullet"/>
+      <w:lvlText w:val="o"/>
+      <w:lvlJc w:val="left"/>
+      <w:pPr>
+        <w:tabs>
+          <w:tab w:val="num" w:pos="1440"/>
+        </w:tabs>
+        <w:ind w:left="1440" w:hanging="360"/>
+      </w:pPr>
+      <w:rPr>
+        <w:rFonts w:ascii="Courier New" w:hAnsi="Courier New" w:hint="default"/>
+        <w:sz w:val="20"/>
+      </w:rPr>
+    </w:lvl>
+    <w:lvl w:ilvl="2" w:tentative="1">
+      <w:start w:val="1"/>
+      <w:numFmt w:val="bullet"/>
+      <w:lvlText w:val=""/>
+      <w:lvlJc w:val="left"/>
+      <w:pPr>
+        <w:tabs>
+          <w:tab w:val="num" w:pos="2160"/>
+        </w:tabs>
+        <w:ind w:left="2160" w:hanging="360"/>
+      </w:pPr>
+      <w:rPr>
+        <w:rFonts w:ascii="Wingdings" w:hAnsi="Wingdings" w:hint="default"/>
+        <w:sz w:val="20"/>
+      </w:rPr>
+    </w:lvl>
+    <w:lvl w:ilvl="3" w:tentative="1">
+      <w:start w:val="1"/>
+      <w:numFmt w:val="bullet"/>
+      <w:lvlText w:val=""/>
+      <w:lvlJc w:val="left"/>
+      <w:pPr>
+        <w:tabs>
+          <w:tab w:val="num" w:pos="2880"/>
+        </w:tabs>
+        <w:ind w:left="2880" w:hanging="360"/>
+      </w:pPr>
+      <w:rPr>
+        <w:rFonts w:ascii="Wingdings" w:hAnsi="Wingdings" w:hint="default"/>
+        <w:sz w:val="20"/>
+      </w:rPr>
+    </w:lvl>
+    <w:lvl w:ilvl="4" w:tentative="1">
+      <w:start w:val="1"/>
+      <w:numFmt w:val="bullet"/>
+      <w:lvlText w:val=""/>
+      <w:lvlJc w:val="left"/>
+      <w:pPr>
+        <w:tabs>
+          <w:tab w:val="num" w:pos="3600"/>
+        </w:tabs>
+        <w:ind w:left="3600" w:hanging="360"/>
+      </w:pPr>
+      <w:rPr>
+        <w:rFonts w:ascii="Wingdings" w:hAnsi="Wingdings" w:hint="default"/>
+        <w:sz w:val="20"/>
+      </w:rPr>
+    </w:lvl>
+    <w:lvl w:ilvl="5" w:tentative="1">
+      <w:start w:val="1"/>
+      <w:numFmt w:val="bullet"/>
+      <w:lvlText w:val=""/>
+      <w:lvlJc w:val="left"/>
+      <w:pPr>
+        <w:tabs>
+          <w:tab w:val="num" w:pos="4320"/>
+        </w:tabs>
+        <w:ind w:left="4320" w:hanging="360"/>
+      </w:pPr>
+      <w:rPr>
+        <w:rFonts w:ascii="Wingdings" w:hAnsi="Wingdings" w:hint="default"/>
+        <w:sz w:val="20"/>
+      </w:rPr>
+    </w:lvl>
+    <w:lvl w:ilvl="6" w:tentative="1">
+      <w:start w:val="1"/>
+      <w:numFmt w:val="bullet"/>
+      <w:lvlText w:val=""/>
+      <w:lvlJc w:val="left"/>
+      <w:pPr>
+        <w:tabs>
+          <w:tab w:val="num" w:pos="5040"/>
+        </w:tabs>
+        <w:ind w:left="5040" w:hanging="360"/>
+      </w:pPr>
+      <w:rPr>
+        <w:rFonts w:ascii="Wingdings" w:hAnsi="Wingdings" w:hint="default"/>
+        <w:sz w:val="20"/>
+      </w:rPr>
+    </w:lvl>
+    <w:lvl w:ilvl="7" w:tentative="1">
+      <w:start w:val="1"/>
+      <w:numFmt w:val="bullet"/>
+      <w:lvlText w:val=""/>
+      <w:lvlJc w:val="left"/>
+      <w:pPr>
+        <w:tabs>
+          <w:tab w:val="num" w:pos="5760"/>
+        </w:tabs>
+        <w:ind w:left="5760" w:hanging="360"/>
+      </w:pPr>
+      <w:rPr>
+        <w:rFonts w:ascii="Wingdings" w:hAnsi="Wingdings" w:hint="default"/>
+        <w:sz w:val="20"/>
+      </w:rPr>
+    </w:lvl>
+    <w:lvl w:ilvl="8" w:tentative="1">
+      <w:start w:val="1"/>
+      <w:numFmt w:val="bullet"/>
+      <w:lvlText w:val=""/>
+      <w:lvlJc w:val="left"/>
+      <w:pPr>
+        <w:tabs>
+          <w:tab w:val="num" w:pos="6480"/>
+        </w:tabs>
+        <w:ind w:left="6480" w:hanging="360"/>
+      </w:pPr>
+      <w:rPr>
+        <w:rFonts w:ascii="Wingdings" w:hAnsi="Wingdings" w:hint="default"/>
+        <w:sz w:val="20"/>
+      </w:rPr>
+    </w:lvl>
+  </w:abstractNum>
+  <w:abstractNum w:abstractNumId="4" w15:restartNumberingAfterBreak="0">
     <w:nsid w:val="49E233B7"/>
     <w:multiLevelType w:val="multilevel"/>
     <w:tmpl w:val="59A44722"/>
@@ -3495,6 +3924,9 @@
     <w:abstractNumId w:val="1"/>
   </w:num>
   <w:num w:numId="4" w16cid:durableId="1766615331">
+    <w:abstractNumId w:val="4"/>
+  </w:num>
+  <w:num w:numId="5" w16cid:durableId="1607884557">
     <w:abstractNumId w:val="3"/>
   </w:num>
 </w:numbering>
@@ -3892,6 +4324,25 @@
     <w:name w:val="Normal"/>
     <w:qFormat/>
   </w:style>
+  <w:style w:type="paragraph" w:styleId="Heading2">
+    <w:name w:val="heading 2"/>
+    <w:basedOn w:val="Normal"/>
+    <w:link w:val="Heading2Char"/>
+    <w:uiPriority w:val="9"/>
+    <w:qFormat/>
+    <w:rsid w:val="00F97759"/>
+    <w:pPr>
+      <w:spacing w:before="100" w:beforeAutospacing="1" w:after="100" w:afterAutospacing="1"/>
+      <w:outlineLvl w:val="1"/>
+    </w:pPr>
+    <w:rPr>
+      <w:rFonts w:ascii="Times New Roman" w:eastAsia="Times New Roman" w:hAnsi="Times New Roman" w:cs="Times New Roman"/>
+      <w:b/>
+      <w:bCs/>
+      <w:sz w:val="36"/>
+      <w:szCs w:val="36"/>
+    </w:rPr>
+  </w:style>
   <w:style w:type="character" w:default="1" w:styleId="DefaultParagraphFont">
     <w:name w:val="Default Paragraph Font"/>
     <w:uiPriority w:val="1"/>
@@ -4054,6 +4505,20 @@
     </w:pPr>
     <w:rPr>
       <w:rFonts w:ascii="Times New Roman" w:eastAsia="Times New Roman" w:hAnsi="Times New Roman" w:cs="Times New Roman"/>
+    </w:rPr>
+  </w:style>
+  <w:style w:type="character" w:customStyle="1" w:styleId="Heading2Char">
+    <w:name w:val="Heading 2 Char"/>
+    <w:basedOn w:val="DefaultParagraphFont"/>
+    <w:link w:val="Heading2"/>
+    <w:uiPriority w:val="9"/>
+    <w:rsid w:val="00F97759"/>
+    <w:rPr>
+      <w:rFonts w:ascii="Times New Roman" w:eastAsia="Times New Roman" w:hAnsi="Times New Roman" w:cs="Times New Roman"/>
+      <w:b/>
+      <w:bCs/>
+      <w:sz w:val="36"/>
+      <w:szCs w:val="36"/>
     </w:rPr>
   </w:style>
 </w:styles>
